--- a/media/document/dalolatnoma.docx
+++ b/media/document/dalolatnoma.docx
@@ -1015,65 +1015,21 @@
     </w:p>
     <w:p>
       <w:pPr>
-        <w:pStyle w:val="a3"/>
-        <w:tabs>
-          <w:tab w:val="clear" w:pos="4153"/>
-          <w:tab w:val="clear" w:pos="8306"/>
-          <w:tab w:val="left" w:pos="284"/>
-          <w:tab w:val="left" w:pos="3686"/>
-          <w:tab w:val="left" w:pos="5670"/>
-        </w:tabs>
-        <w:rPr>
-          <w:b/>
-          <w:szCs w:val="24"/>
-          <w:lang w:val="uz-Cyrl-UZ"/>
-        </w:rPr>
-        <w:sectPr>
-          <w:type w:val="continuous"/>
-          <w:pgSz w:w="11906" w:h="16838"/>
-          <w:pgMar w:top="1134" w:right="851" w:bottom="1134" w:left="1701" w:header="709" w:footer="709" w:gutter="0"/>
-          <w:cols w:num="2" w:space="708"/>
-          <w:docGrid w:linePitch="360"/>
-        </w:sectPr>
-      </w:pPr>
-    </w:p>
-    <w:p>
-      <w:pPr>
-        <w:rPr>
-          <w:lang w:val="uz-Cyrl-UZ"/>
-        </w:rPr>
-      </w:pPr>
-    </w:p>
-    <w:p>
-      <w:pPr>
         <w:spacing w:after="160" w:line="259" w:lineRule="auto"/>
         <w:rPr>
-          <w:lang w:val="uz-Cyrl-UZ"/>
-        </w:rPr>
-      </w:pPr>
-      <w:r>
-        <w:rPr>
+          <w:b/>
+          <w:szCs w:val="24"/>
+          <w:lang w:val="uz-Cyrl-UZ"/>
+        </w:rPr>
+      </w:pPr>
+      <w:r>
+        <w:rPr>
+          <w:b/>
+          <w:szCs w:val="24"/>
           <w:lang w:val="uz-Cyrl-UZ"/>
         </w:rPr>
         <w:br w:type="page"/>
       </w:r>
-    </w:p>
-    <w:p>
-      <w:pPr>
-        <w:ind w:right="-2" w:firstLine="708"/>
-        <w:jc w:val="right"/>
-        <w:rPr>
-          <w:szCs w:val="24"/>
-          <w:lang w:val="uz-Cyrl-UZ"/>
-        </w:rPr>
-        <w:sectPr>
-          <w:type w:val="continuous"/>
-          <w:pgSz w:w="11906" w:h="16838"/>
-          <w:pgMar w:top="1134" w:right="851" w:bottom="1134" w:left="1701" w:header="709" w:footer="709" w:gutter="0"/>
-          <w:cols w:num="2" w:space="708"/>
-          <w:docGrid w:linePitch="360"/>
-        </w:sectPr>
-      </w:pPr>
     </w:p>
     <w:p>
       <w:pPr>

--- a/media/document/dalolatnoma.docx
+++ b/media/document/dalolatnoma.docx
@@ -196,14 +196,6 @@
           <w:szCs w:val="26"/>
           <w:lang w:val="uz-Cyrl-UZ"/>
         </w:rPr>
-        <w:t xml:space="preserve"> POST</w:t>
-      </w:r>
-      <w:r>
-        <w:rPr>
-          <w:sz w:val="26"/>
-          <w:szCs w:val="26"/>
-          <w:lang w:val="uz-Cyrl-UZ"/>
-        </w:rPr>
         <w:t xml:space="preserve"> </w:t>
       </w:r>
       <w:r>
@@ -212,6 +204,22 @@
           <w:szCs w:val="26"/>
           <w:lang w:val="uz-Cyrl-UZ"/>
         </w:rPr>
+        <w:t>direktori</w:t>
+      </w:r>
+      <w:r>
+        <w:rPr>
+          <w:sz w:val="26"/>
+          <w:szCs w:val="26"/>
+          <w:lang w:val="uz-Cyrl-UZ"/>
+        </w:rPr>
+        <w:t xml:space="preserve"> </w:t>
+      </w:r>
+      <w:r>
+        <w:rPr>
+          <w:sz w:val="26"/>
+          <w:szCs w:val="26"/>
+          <w:lang w:val="uz-Cyrl-UZ"/>
+        </w:rPr>
         <w:t>FIO</w:t>
       </w:r>
       <w:r>
@@ -328,41 +336,18 @@
           <w:szCs w:val="26"/>
           <w:lang w:val="uz-Cyrl-UZ"/>
         </w:rPr>
-        <w:t xml:space="preserve"> DATA</w:t>
-      </w:r>
-      <w:r>
-        <w:rPr>
-          <w:b/>
-          <w:bCs/>
-          <w:color w:val="FF0000"/>
-          <w:sz w:val="26"/>
-          <w:szCs w:val="26"/>
-          <w:lang w:val="uz-Cyrl-UZ"/>
-        </w:rPr>
         <w:t xml:space="preserve"> </w:t>
       </w:r>
       <w:r>
         <w:rPr>
-          <w:b/>
-          <w:bCs/>
-          <w:sz w:val="26"/>
-          <w:szCs w:val="26"/>
-          <w:lang w:val="uz-Cyrl-UZ"/>
-        </w:rPr>
-        <w:t xml:space="preserve">tuzilgan </w:t>
-      </w:r>
-      <w:r>
-        <w:rPr>
-          <w:sz w:val="26"/>
-          <w:szCs w:val="26"/>
-          <w:lang w:val="uz-Cyrl-UZ"/>
-        </w:rPr>
-        <w:t>NAMBER</w:t>
-      </w:r>
-      <w:r>
-        <w:rPr>
-          <w:b/>
-          <w:bCs/>
+          <w:sz w:val="26"/>
+          <w:szCs w:val="26"/>
+          <w:lang w:val="uz-Cyrl-UZ"/>
+        </w:rPr>
+        <w:t>CONTRACT</w:t>
+      </w:r>
+      <w:r>
+        <w:rPr>
           <w:sz w:val="26"/>
           <w:szCs w:val="26"/>
           <w:lang w:val="uz-Cyrl-UZ"/>
@@ -371,65 +356,6 @@
       </w:r>
       <w:r>
         <w:rPr>
-          <w:b/>
-          <w:bCs/>
-          <w:sz w:val="26"/>
-          <w:szCs w:val="26"/>
-          <w:lang w:val="uz-Cyrl-UZ"/>
-        </w:rPr>
-        <w:t>–</w:t>
-      </w:r>
-      <w:r>
-        <w:rPr>
-          <w:b/>
-          <w:bCs/>
-          <w:sz w:val="26"/>
-          <w:szCs w:val="26"/>
-          <w:lang w:val="uz-Cyrl-UZ"/>
-        </w:rPr>
-        <w:t xml:space="preserve"> </w:t>
-      </w:r>
-      <w:r>
-        <w:rPr>
-          <w:b/>
-          <w:bCs/>
-          <w:sz w:val="26"/>
-          <w:szCs w:val="26"/>
-          <w:lang w:val="uz-Cyrl-UZ"/>
-        </w:rPr>
-        <w:t>sonli</w:t>
-      </w:r>
-      <w:r>
-        <w:rPr>
-          <w:b/>
-          <w:bCs/>
-          <w:sz w:val="26"/>
-          <w:szCs w:val="26"/>
-          <w:lang w:val="uz-Cyrl-UZ"/>
-        </w:rPr>
-        <w:t xml:space="preserve"> </w:t>
-      </w:r>
-      <w:r>
-        <w:rPr>
-          <w:bCs/>
-          <w:sz w:val="26"/>
-          <w:szCs w:val="26"/>
-          <w:lang w:val="uz-Cyrl-UZ"/>
-        </w:rPr>
-        <w:t>shartnomaga asosan</w:t>
-      </w:r>
-      <w:r>
-        <w:rPr>
-          <w:b/>
-          <w:bCs/>
-          <w:sz w:val="26"/>
-          <w:szCs w:val="26"/>
-          <w:lang w:val="uz-Cyrl-UZ"/>
-        </w:rPr>
-        <w:t xml:space="preserve"> </w:t>
-      </w:r>
-      <w:r>
-        <w:rPr>
           <w:sz w:val="26"/>
           <w:szCs w:val="26"/>
           <w:lang w:val="uz-Cyrl-UZ"/>
@@ -467,7 +393,7 @@
           <w:szCs w:val="26"/>
           <w:lang w:val="uz-Cyrl-UZ"/>
         </w:rPr>
-        <w:t>5</w:t>
+        <w:t>6</w:t>
       </w:r>
       <w:r>
         <w:rPr>
@@ -588,20 +514,6 @@
         </w:rPr>
         <w:t>TEXNIKALAR</w:t>
       </w:r>
-    </w:p>
-    <w:p>
-      <w:pPr>
-        <w:rPr>
-          <w:lang w:val="en-US"/>
-        </w:rPr>
-      </w:pPr>
-    </w:p>
-    <w:p>
-      <w:pPr>
-        <w:rPr>
-          <w:lang w:val="en-US"/>
-        </w:rPr>
-      </w:pPr>
     </w:p>
     <w:p>
       <w:pPr>
@@ -702,7 +614,7 @@
       <w:pPr>
         <w:jc w:val="center"/>
         <w:rPr>
-          <w:bCs/>
+          <w:b/>
           <w:sz w:val="26"/>
           <w:szCs w:val="26"/>
           <w:lang w:val="en-US"/>
@@ -710,17 +622,21 @@
       </w:pPr>
       <w:r>
         <w:rPr>
-          <w:bCs/>
+          <w:b/>
           <w:sz w:val="26"/>
           <w:szCs w:val="26"/>
           <w:lang w:val="en-US"/>
         </w:rPr>
-        <w:t>STYLE</w:t>
-      </w:r>
-    </w:p>
-    <w:p>
-      <w:pPr>
-        <w:rPr>
+        <w:t>FIO</w:t>
+      </w:r>
+    </w:p>
+    <w:p>
+      <w:pPr>
+        <w:jc w:val="center"/>
+        <w:rPr>
+          <w:b/>
+          <w:sz w:val="26"/>
+          <w:szCs w:val="26"/>
           <w:lang w:val="en-US"/>
         </w:rPr>
       </w:pPr>
@@ -944,14 +860,14 @@
     <w:p>
       <w:pPr>
         <w:rPr>
-          <w:lang w:val="uz-Cyrl-UZ"/>
-        </w:rPr>
-      </w:pPr>
-    </w:p>
-    <w:p>
-      <w:pPr>
-        <w:rPr>
-          <w:lang w:val="uz-Cyrl-UZ"/>
+          <w:lang w:val="en-US"/>
+        </w:rPr>
+      </w:pPr>
+    </w:p>
+    <w:p>
+      <w:pPr>
+        <w:rPr>
+          <w:lang w:val="en-US"/>
         </w:rPr>
       </w:pPr>
     </w:p>
@@ -3190,7 +3106,6 @@
   <w:style w:type="character" w:default="1" w:styleId="a0">
     <w:name w:val="Default Paragraph Font"/>
     <w:uiPriority w:val="1"/>
-    <w:semiHidden/>
     <w:unhideWhenUsed/>
   </w:style>
   <w:style w:type="table" w:default="1" w:styleId="a1">
